--- a/barlow/docs/finesst_proposal_v5_cgedits.docx
+++ b/barlow/docs/finesst_proposal_v5_cgedits.docx
@@ -239,7 +239,7 @@
           <w:color w:val="404040"/>
           <w:sz w:val="18"/>
         </w:rPr>
-        <w:t xml:space="preserve">Figure 1. Study area. (A) The McMurdo Dry Valleys within Antarctica (coastline: Natural Earth). (B) Hillshade of the study-area lidar DEM (1 m), showing the incised valley-floor channels this project measures; </w:t>
+        <w:t xml:space="preserve">Figure 1. Study area. (A) The McMurdo Dry Valleys within Antarctica (coastline: Natural Earth). (B) Hillshade of the study-area LiDAR DEM (1 m), showing the incised valley-floor channels this project measures; </w:t>
       </w:r>
       <w:del w:id="21" w:author="Craig Glennie" w:date="2026-07-08T19:07:00Z" w16du:dateUtc="2026-07-09T00:07:00Z">
         <w:r>
@@ -626,7 +626,7 @@
       </w:del>
       <w:ins w:id="61" w:author="Craig Glennie" w:date="2026-07-08T19:31:00Z" w16du:dateUtc="2026-07-09T00:31:00Z">
         <w:r>
-          <w:t>the airborne lidar</w:t>
+          <w:t>the airborne LiDAR</w:t>
         </w:r>
       </w:ins>
       <w:r>
@@ -658,7 +658,7 @@
       </w:r>
       <w:ins w:id="65" w:author="Craig Glennie" w:date="2026-07-08T19:25:00Z" w16du:dateUtc="2026-07-09T00:25:00Z">
         <w:r>
-          <w:t xml:space="preserve"> (corrected and controlled by airborne lidar and ICESat-2 observations)</w:t>
+          <w:t xml:space="preserve"> (corrected and controlled by airborne LiDAR and ICESat-2 observations)</w:t>
         </w:r>
       </w:ins>
       <w:del w:id="66" w:author="Craig Glennie" w:date="2026-07-08T19:25:00Z" w16du:dateUtc="2026-07-09T00:25:00Z">
@@ -1181,7 +1181,7 @@
     </w:p>
     <w:p>
       <w:r>
-        <w:t>Note that all methods use robust statistics, since elevation errors here are heavy-tailed and an ordinary standard deviation would be thrown off by a few blunders. The noise scale throughout is the NMAD (1.4826 times the median absolute deviation from the median). For a single surface the detection floor is LOD95 = 1.96 x NMAD; since a difference subtracts two noisy surfaces, their NMADs add in quadrature, so the differencing floor is 1.96 x sqrt(NMAD1^2 + NMAD2^2), the change that noise alone clears only 5% of the time. Everything (DEMs, channel outlines, driver fields) is reprojected to one common Antarctic polar-stereographic grid (EPSG:3294) first, and the two lidar epochs (2 m and 1 m native) are resampled to a shared cell size before differencing.</w:t>
+        <w:t>Note that all methods use robust statistics, since elevation errors here are heavy-tailed and an ordinary standard deviation would be thrown off by a few blunders. The noise scale throughout is the NMAD (1.4826 times the median absolute deviation from the median). For a single surface the detection floor is LOD95 = 1.96 x NMAD; since a difference subtracts two noisy surfaces, their NMADs add in quadrature, so the differencing floor is 1.96 x sqrt(NMAD1^2 + NMAD2^2), the change that noise alone clears only 5% of the time. Everything (DEMs, channel outlines, driver fields) is reprojected to one common Antarctic polar-stereographic grid (EPSG:3294) first, and the two LiDAR epochs (2 m and 1 m native) are resampled to a shared cell size before differencing.</w:t>
       </w:r>
     </w:p>
     <w:p>
@@ -1297,7 +1297,7 @@
                 <w:rFonts w:ascii="Calibri" w:hAnsi="Calibri"/>
                 <w:sz w:val="18"/>
               </w:rPr>
-              <w:t>2001 airborne lidar DEM (2 m)</w:t>
+              <w:t>2001 airborne LiDAR DEM (2 m)</w:t>
             </w:r>
           </w:p>
         </w:tc>
@@ -1353,7 +1353,7 @@
                 <w:rFonts w:ascii="Calibri" w:hAnsi="Calibri"/>
                 <w:sz w:val="18"/>
               </w:rPr>
-              <w:t>2014 airborne lidar DEM (1 m) + point cloud</w:t>
+              <w:t>2014 airborne LiDAR DEM (1 m) + point cloud</w:t>
             </w:r>
           </w:p>
         </w:tc>
@@ -2415,7 +2415,7 @@
             <w:sz w:val="22"/>
             <w:szCs w:val="22"/>
           </w:rPr>
-          <w:t xml:space="preserve">Huh, Kyung In. Dem generation from the antarctic lidar data: Site report. US </w:t>
+          <w:t xml:space="preserve">Huh, Kyung In. Dem generation from the antarctic LiDAR data: Site report. US </w:t>
         </w:r>
       </w:ins>
     </w:p>
@@ -2529,7 +2529,7 @@
           <w:sz w:val="20"/>
           <w:szCs w:val="20"/>
         </w:rPr>
-        <w:t xml:space="preserve">You have NCALM lidar data here, but haven't mentioned it previously.  </w:t>
+        <w:t xml:space="preserve">You have NCALM LiDAR data here, but haven't mentioned it previously.  </w:t>
       </w:r>
     </w:p>
     <w:p/>
